--- a/docs/ingles/Wilson dos Santos - 18June2025.docx
+++ b/docs/ingles/Wilson dos Santos - 18June2025.docx
@@ -65,6 +65,7 @@
         <w:tc>
           <w:tcPr>
             <w:tcW w:w="3231" w:type="dxa"/>
+            <w:shd w:val="clear" w:color="auto" w:fill="auto"/>
           </w:tcPr>
           <w:bookmarkEnd w:id="0"/>
           <w:p>
@@ -115,6 +116,7 @@
         <w:tc>
           <w:tcPr>
             <w:tcW w:w="3231" w:type="dxa"/>
+            <w:shd w:val="clear" w:color="auto" w:fill="auto"/>
           </w:tcPr>
           <w:p>
             <w:pPr>
@@ -146,6 +148,7 @@
         <w:tc>
           <w:tcPr>
             <w:tcW w:w="3231" w:type="dxa"/>
+            <w:shd w:val="clear" w:color="auto" w:fill="auto"/>
           </w:tcPr>
           <w:p>
             <w:pPr>
@@ -179,21 +182,12 @@
                 <w:lang w:val="pt-BR"/>
               </w:rPr>
             </w:pPr>
-            <w:proofErr w:type="spellStart"/>
             <w:r>
               <w:rPr>
                 <w:rFonts w:ascii="Aptos" w:hAnsi="Aptos"/>
                 <w:lang w:val="pt-BR"/>
               </w:rPr>
-              <w:t>Lonely</w:t>
-            </w:r>
-            <w:proofErr w:type="spellEnd"/>
-            <w:r>
-              <w:rPr>
-                <w:rFonts w:ascii="Aptos" w:hAnsi="Aptos"/>
-                <w:lang w:val="pt-BR"/>
-              </w:rPr>
-              <w:t>: solitário</w:t>
+              <w:t>Lonely: solitário</w:t>
             </w:r>
           </w:p>
           <w:p>
@@ -306,76 +300,7 @@
               <w:rPr>
                 <w:rFonts w:ascii="Aptos" w:hAnsi="Aptos"/>
               </w:rPr>
-              <w:t xml:space="preserve">Nowadays: </w:t>
-            </w:r>
-            <w:proofErr w:type="spellStart"/>
-            <w:r>
-              <w:rPr>
-                <w:rFonts w:ascii="Aptos" w:hAnsi="Aptos"/>
-              </w:rPr>
-              <w:t>hoje</w:t>
-            </w:r>
-            <w:proofErr w:type="spellEnd"/>
-            <w:r>
-              <w:rPr>
-                <w:rFonts w:ascii="Aptos" w:hAnsi="Aptos"/>
-              </w:rPr>
-              <w:t xml:space="preserve"> </w:t>
-            </w:r>
-            <w:proofErr w:type="spellStart"/>
-            <w:r>
-              <w:rPr>
-                <w:rFonts w:ascii="Aptos" w:hAnsi="Aptos"/>
-              </w:rPr>
-              <w:t>em</w:t>
-            </w:r>
-            <w:proofErr w:type="spellEnd"/>
-            <w:r>
-              <w:rPr>
-                <w:rFonts w:ascii="Aptos" w:hAnsi="Aptos"/>
-              </w:rPr>
-              <w:t xml:space="preserve"> </w:t>
-            </w:r>
-            <w:proofErr w:type="spellStart"/>
-            <w:r>
-              <w:rPr>
-                <w:rFonts w:ascii="Aptos" w:hAnsi="Aptos"/>
-              </w:rPr>
-              <w:t>dia</w:t>
-            </w:r>
-            <w:proofErr w:type="spellEnd"/>
-          </w:p>
-          <w:p>
-            <w:pPr>
-              <w:pStyle w:val="ListParagraph"/>
-              <w:numPr>
-                <w:ilvl w:val="0"/>
-                <w:numId w:val="1"/>
-              </w:numPr>
-              <w:ind w:left="284" w:hanging="284"/>
-              <w:rPr>
-                <w:rFonts w:ascii="Aptos" w:hAnsi="Aptos"/>
-              </w:rPr>
-            </w:pPr>
-            <w:r>
-              <w:rPr>
-                <w:rFonts w:ascii="Aptos" w:hAnsi="Aptos"/>
-              </w:rPr>
-              <w:t xml:space="preserve">Technical expertise with </w:t>
-            </w:r>
-            <w:proofErr w:type="gramStart"/>
-            <w:r>
-              <w:rPr>
-                <w:rFonts w:ascii="Aptos" w:hAnsi="Aptos"/>
-              </w:rPr>
-              <w:t>the human</w:t>
-            </w:r>
-            <w:proofErr w:type="gramEnd"/>
-            <w:r>
-              <w:rPr>
-                <w:rFonts w:ascii="Aptos" w:hAnsi="Aptos"/>
-              </w:rPr>
-              <w:t xml:space="preserve"> touch</w:t>
+              <w:t>Nowadays: hoje em dia</w:t>
             </w:r>
           </w:p>
           <w:p>
@@ -394,16 +319,27 @@
               <w:rPr>
                 <w:rFonts w:ascii="Aptos" w:hAnsi="Aptos"/>
               </w:rPr>
-              <w:t xml:space="preserve">Differentiator: </w:t>
+              <w:t>Technical expertise with the human touch</w:t>
             </w:r>
-            <w:proofErr w:type="spellStart"/>
+          </w:p>
+          <w:p>
+            <w:pPr>
+              <w:pStyle w:val="ListParagraph"/>
+              <w:numPr>
+                <w:ilvl w:val="0"/>
+                <w:numId w:val="1"/>
+              </w:numPr>
+              <w:ind w:left="284" w:hanging="284"/>
+              <w:rPr>
+                <w:rFonts w:ascii="Aptos" w:hAnsi="Aptos"/>
+              </w:rPr>
+            </w:pPr>
             <w:r>
               <w:rPr>
                 <w:rFonts w:ascii="Aptos" w:hAnsi="Aptos"/>
               </w:rPr>
-              <w:t>diferencial</w:t>
+              <w:t>Differentiator: diferencial</w:t>
             </w:r>
-            <w:proofErr w:type="spellEnd"/>
           </w:p>
           <w:p>
             <w:pPr>
@@ -501,35 +437,7 @@
               <w:rPr>
                 <w:rFonts w:ascii="Aptos" w:hAnsi="Aptos"/>
               </w:rPr>
-              <w:t xml:space="preserve">: </w:t>
-            </w:r>
-            <w:proofErr w:type="spellStart"/>
-            <w:r>
-              <w:rPr>
-                <w:rFonts w:ascii="Aptos" w:hAnsi="Aptos"/>
-              </w:rPr>
-              <w:t>trazer</w:t>
-            </w:r>
-            <w:proofErr w:type="spellEnd"/>
-            <w:r>
-              <w:rPr>
-                <w:rFonts w:ascii="Aptos" w:hAnsi="Aptos"/>
-              </w:rPr>
-              <w:t xml:space="preserve"> – </w:t>
-            </w:r>
-            <w:proofErr w:type="spellStart"/>
-            <w:r>
-              <w:rPr>
-                <w:rFonts w:ascii="Aptos" w:hAnsi="Aptos"/>
-              </w:rPr>
-              <w:t>trouxe</w:t>
-            </w:r>
-            <w:proofErr w:type="spellEnd"/>
-            <w:r>
-              <w:rPr>
-                <w:rFonts w:ascii="Aptos" w:hAnsi="Aptos"/>
-              </w:rPr>
-              <w:t xml:space="preserve"> </w:t>
+              <w:t xml:space="preserve">: trazer – trouxe </w:t>
             </w:r>
             <w:r>
               <w:rPr>
@@ -541,16 +449,8 @@
               <w:rPr>
                 <w:rFonts w:ascii="Aptos" w:hAnsi="Aptos"/>
               </w:rPr>
-              <w:t xml:space="preserve"> </w:t>
+              <w:t xml:space="preserve"> trazido</w:t>
             </w:r>
-            <w:proofErr w:type="spellStart"/>
-            <w:r>
-              <w:rPr>
-                <w:rFonts w:ascii="Aptos" w:hAnsi="Aptos"/>
-              </w:rPr>
-              <w:t>trazido</w:t>
-            </w:r>
-            <w:proofErr w:type="spellEnd"/>
           </w:p>
           <w:p>
             <w:pPr>
@@ -564,28 +464,12 @@
                 <w:rFonts w:ascii="Aptos" w:hAnsi="Aptos"/>
               </w:rPr>
             </w:pPr>
-            <w:proofErr w:type="gramStart"/>
             <w:r>
               <w:rPr>
                 <w:rFonts w:ascii="Aptos" w:hAnsi="Aptos"/>
               </w:rPr>
-              <w:t>Through</w:t>
+              <w:t>Through: através</w:t>
             </w:r>
-            <w:proofErr w:type="gramEnd"/>
-            <w:r>
-              <w:rPr>
-                <w:rFonts w:ascii="Aptos" w:hAnsi="Aptos"/>
-              </w:rPr>
-              <w:t xml:space="preserve">: </w:t>
-            </w:r>
-            <w:proofErr w:type="spellStart"/>
-            <w:r>
-              <w:rPr>
-                <w:rFonts w:ascii="Aptos" w:hAnsi="Aptos"/>
-              </w:rPr>
-              <w:t>através</w:t>
-            </w:r>
-            <w:proofErr w:type="spellEnd"/>
           </w:p>
           <w:p>
             <w:pPr>
@@ -603,16 +487,8 @@
               <w:rPr>
                 <w:rFonts w:ascii="Aptos" w:hAnsi="Aptos"/>
               </w:rPr>
-              <w:t xml:space="preserve">Pressure: </w:t>
+              <w:t>Pressure: pressão</w:t>
             </w:r>
-            <w:proofErr w:type="spellStart"/>
-            <w:r>
-              <w:rPr>
-                <w:rFonts w:ascii="Aptos" w:hAnsi="Aptos"/>
-              </w:rPr>
-              <w:t>pressão</w:t>
-            </w:r>
-            <w:proofErr w:type="spellEnd"/>
           </w:p>
           <w:p>
             <w:pPr>
@@ -649,6 +525,7 @@
         <w:tc>
           <w:tcPr>
             <w:tcW w:w="3231" w:type="dxa"/>
+            <w:shd w:val="clear" w:color="auto" w:fill="auto"/>
           </w:tcPr>
           <w:p>
             <w:pPr>
@@ -691,21 +568,7 @@
               <w:rPr>
                 <w:rFonts w:ascii="Aptos" w:hAnsi="Aptos"/>
               </w:rPr>
-              <w:t>Called - /</w:t>
-            </w:r>
-            <w:proofErr w:type="spellStart"/>
-            <w:r>
-              <w:rPr>
-                <w:rFonts w:ascii="Aptos" w:hAnsi="Aptos"/>
-              </w:rPr>
-              <w:t>kóld</w:t>
-            </w:r>
-            <w:proofErr w:type="spellEnd"/>
-            <w:r>
-              <w:rPr>
-                <w:rFonts w:ascii="Aptos" w:hAnsi="Aptos"/>
-              </w:rPr>
-              <w:t>/</w:t>
+              <w:t>Called - /kóld/</w:t>
             </w:r>
           </w:p>
         </w:tc>
@@ -4433,10 +4296,4 @@
     </a:ext>
   </a:extLst>
 </a:theme>
-</file>
-
-<file path=docMetadata/LabelInfo.xml><?xml version="1.0" encoding="utf-8"?>
-<clbl:labelList xmlns:clbl="http://schemas.microsoft.com/office/2020/mipLabelMetadata">
-  <clbl:label id="{87867195-f2b8-4ac2-b0b6-6bb73cb33afc}" enabled="1" method="Privileged" siteId="{72f988bf-86f1-41af-91ab-2d7cd011db47}" contentBits="0" removed="0"/>
-</clbl:labelList>
 </file>